--- a/docs/methodology.docx
+++ b/docs/methodology.docx
@@ -91,10 +91,9 @@
         <w:rPr>
           <w:rFonts w:ascii="Lato" w:hAnsi="Lato" w:cs="Lato"/>
         </w:rPr>
-      </w:r>
-      <w:r>
-        <w:t>The Consumer Research Report Generator is an automated pipeline that turns a structured research brief into a comprehensive brand perception report in a matter of hours. It collects data from Reddit, YouTube, news publications, academic sources, and web search, then applies AI-assisted filtering, sentiment analysis, and theme extraction to surface the consumer insights that matter most. The output is a Word document (DOCX) and an Excel data export ready to present to clients or internal stakeholders. The tool exists because traditional social listening is slow, manual, and inconsistent — this pipeline standardises the process, applies rigorous quality gates, and produces insights grounded in real data volume rather than analyst intuition.</w:t>
-      </w:r>
+        <w:t>The Consumer Research Report Generator is an automated pipeline that turns a structured research brief into a comprehensive brand perception report in a matter of hours. It collects data from Reddit, YouTube, news publications, academic sources, and web search, then performs filtering, sentiment analysis, theme extraction, and insight synthesis directly within the Claude Code session to surface the consumer insights that matter most. The output is a Word document (DOCX) and an Excel data export ready to present to clients or internal stakeholders. The tool exists because traditional social listening is slow, manual, and inconsistent — this pipeline standardises the process, applies rigorous quality gates, and produces insights grounded in real data volume rather than analyst intuition.</w:t>
+      </w:r>
+      <w:r/>
     </w:p>
     <w:p>
       <w:pPr>
@@ -677,6 +676,23 @@
     </w:p>
     <w:p>
       <w:pPr>
+        <w:pStyle w:val="Heading3"/>
+      </w:pPr>
+      <w:r>
+        <w:rPr>
+          <w:b/>
+        </w:rPr>
+        <w:t>Flexible data ingestion</w:t>
+      </w:r>
+    </w:p>
+    <w:p>
+      <w:pPr/>
+      <w:r>
+        <w:t>The pipeline accepts data from any source. Built-in collectors handle Reddit, YouTube, News, Academic, and Trends. External data (Twitter, Instagram, or any pre-collected dataset) is ingested via a generic ingester that auto-detects the JSON format - whether platform-scraped exports with nested comments, simple flat lists with text fields, or pre-normalized data. No code changes are needed to ingest new data shapes. The ingester detects the platform from source fields, extracts text from platform-specific structures, flattens comments into separate items linked by thread ID, and generates deterministic IDs for deduplication.</w:t>
+      </w:r>
+    </w:p>
+    <w:p>
+      <w:pPr>
         <w:spacing w:before="60" w:after="60"/>
         <w:rPr>
           <w:rFonts w:ascii="Lato" w:hAnsi="Lato" w:cs="Lato"/>
@@ -1274,6 +1290,47 @@
     </w:p>
     <w:p>
       <w:pPr>
+        <w:pStyle w:val="Heading3"/>
+      </w:pPr>
+      <w:r>
+        <w:rPr>
+          <w:b/>
+        </w:rPr>
+        <w:t>Adaptive analysis methodology</w:t>
+      </w:r>
+    </w:p>
+    <w:p>
+      <w:pPr/>
+      <w:r>
+        <w:t>The pipeline adapts its analysis approach based on corpus size to balance quality against practical constraints.</w:t>
+      </w:r>
+    </w:p>
+    <w:p>
+      <w:pPr/>
+      <w:r>
+        <w:t>Small corpus (up to 1,000 items): The session LLM reads every item directly, classifying sentiment, emotion, aspects, and themes by understanding the full text of each item. This produces the highest quality analysis because no item is reduced to keyword matching. Every nuance, sarcasm signal, cultural reference, and mixed sentiment is captured by the model's comprehension.</w:t>
+      </w:r>
+    </w:p>
+    <w:p>
+      <w:pPr/>
+      <w:r>
+        <w:t>Large corpus (over 1,000 items): The initial pass uses keyword-based classification for sentiment, emotion, and theme mapping. This is followed by a mandatory narrative review pass where the session LLM reads all unthemed items and a random sample of themed items to catch patterns that keywords miss - cultural references, misinformation framing, moral debates, sarcasm, and cross-cutting emotional narratives.</w:t>
+      </w:r>
+    </w:p>
+    <w:p>
+      <w:pPr/>
+      <w:r>
+        <w:t>Both approaches share the same downstream pipeline: zero external API calls, the same scoring formulas, the same report generation, and the same quality gates. The only difference is how items are initially classified.</w:t>
+      </w:r>
+    </w:p>
+    <w:p>
+      <w:pPr/>
+      <w:r>
+        <w:t>The pipeline enforces theme coverage with a validation gate between Stage 4 and Stage 5. If more than 10% of items remain unthemed after the initial classification pass, the pipeline halts and requires a narrative review pass before proceeding to synthesis. This gate ensures no report ships with significant unclassified data. The narrative review specifically targets patterns that keyword matching cannot detect: cultural and celebrity references, misinformation framing, stigma and moral debate, sarcasm and irony, and cross-cutting emotional narratives that span multiple themes.</w:t>
+      </w:r>
+    </w:p>
+    <w:p>
+      <w:pPr>
         <w:spacing w:before="60" w:after="60"/>
         <w:rPr>
           <w:rFonts w:ascii="Lato" w:hAnsi="Lato" w:cs="Lato"/>
@@ -1629,10 +1686,7 @@
         </w:rPr>
       </w:pPr>
       <w:r>
-        <w:rPr>
-          <w:rFonts w:ascii="Lato" w:hAnsi="Lato" w:cs="Lato"/>
-        </w:rPr>
-        <w:t>Each insight is scored on two independent axes: Confidence and Signal Strength. Both scores are computed entirely from data — no subjective judgment is applied. The two scores together determine where each insight sits in the Insights Matrix.</w:t>
+        <w:t>Each insight is scored on two independent axes: Confidence and Signal Strength. Both scores are computed entirely from data - no subjective judgment is applied. Insights are ranked by confidence score (primary) with signal strength as a tiebreaker. Both scores are shown as percentages in the report, allowing readers to interpret relative strength directly. All scoring factors use continuous mathematical functions to produce meaningful spread across the insight set.</w:t>
       </w:r>
     </w:p>
     <w:p>
@@ -2715,9 +2769,9 @@
       </w:pPr>
       <w:r>
         <w:rPr>
-          <w:rFonts w:ascii="Lato" w:hAnsi="Lato" w:cs="Lato"/>
-        </w:rPr>
-        <w:t>The Insights Matrix</w:t>
+          <w:b/>
+        </w:rPr>
+        <w:t>Insight Ranking</w:t>
       </w:r>
     </w:p>
     <w:p>
@@ -2728,10 +2782,7 @@
         </w:rPr>
       </w:pPr>
       <w:r>
-        <w:rPr>
-          <w:rFonts w:ascii="Lato" w:hAnsi="Lato" w:cs="Lato"/>
-        </w:rPr>
-        <w:t>The two scores place each insight in one of four quadrants:</w:t>
+        <w:t>Insights are sorted by confidence score (primary) then signal strength (tiebreaker) throughout the report. The executive summary names the top three insights and shows a table of the top five by confidence. Each insight deep dive displays both scores as percentages alongside sample size, prevalence, and NSS. Recommendations are ordered the same way - highest confidence first. No categorical quadrant labels (Key Finding, Emerging Trend, etc.) are used in the report. The continuous scores speak for themselves.</w:t>
       </w:r>
     </w:p>
     <w:p>
@@ -3174,7 +3225,7 @@
         <w:spacing w:after="80"/>
       </w:pPr>
       <w:r>
-        <w:t>Insight Landscape: all insights with prevalence, NSS, multi-source flag. Prevalence chart and Insights Matrix chart appear inline before the deep dives.</w:t>
+        <w:t>Insight Landscape: all insights with prevalence, NSS, confidence score, signal strength, and multi-source flag. Prevalence chart appears inline before the deep dives.</w:t>
       </w:r>
     </w:p>
     <w:p>
@@ -3775,10 +3826,7 @@
         </w:rPr>
       </w:pPr>
       <w:r>
-        <w:rPr>
-          <w:rFonts w:ascii="Lato" w:hAnsi="Lato" w:cs="Lato"/>
-        </w:rPr>
-        <w:t>Treat Key Findings as validated hypotheses requiring primary research confirmation before major strategic decisions. Use Emerging Trends to inform upcoming survey design. Use Watch Closely findings to scope qualitative work. Present all findings with the corpus size, date range, and source mix explicitly stated.</w:t>
+        <w:t>Treat the highest-confidence insights as validated hypotheses requiring primary research confirmation before major strategic decisions. Use lower-confidence, high-signal insights to inform upcoming survey design. Present all findings with the corpus size, date range, and source mix explicitly stated.</w:t>
       </w:r>
     </w:p>
     <w:p>
@@ -3799,6 +3847,127 @@
       <w:r>
         <w:t>Suggested framing for client presentations: "Based on 1,000+ online posts and comments collected over the study period, across Reddit, YouTube, news sources, and other platforms, we identified the following consumer signals. These findings are directional and recommend validation through primary research before major strategic decisions."</w:t>
       </w:r>
+    </w:p>
+    <w:p>
+      <w:pPr>
+        <w:pStyle w:val="Heading3"/>
+      </w:pPr>
+      <w:r>
+        <w:t>Query Framing Bias</w:t>
+      </w:r>
+    </w:p>
+    <w:p>
+      <w:pPr/>
+      <w:r>
+        <w:t>The most significant bias in this methodology is not platform demographics or engagement filtering - it is the search queries themselves. Keywords presuppose contexts. Searching for "sleep disruption mosquitoes" finds sleep-related content. Searching for "dengue prevention" finds disease-related content. The keyword expansion engine follows the brief's framing, which means themes that the queries never touched may be underrepresented or absent entirely. This is a structural limitation of any search-based collection methodology. To mitigate: write briefs with diverse contexts, review the keyword list for blind spots before collection, and always disclose which queries drove the collection when presenting findings.</w:t>
+      </w:r>
+    </w:p>
+    <w:p>
+      <w:pPr/>
+    </w:p>
+    <w:p>
+      <w:pPr>
+        <w:pStyle w:val="Heading3"/>
+      </w:pPr>
+      <w:r>
+        <w:t>Engagement Filter and the Silent Majority</w:t>
+      </w:r>
+    </w:p>
+    <w:p>
+      <w:pPr/>
+      <w:r>
+        <w:t>Minimum engagement thresholds (upvotes, likes) systematically exclude moderate, quiet consumers. The corpus over-represents vocal, opinionated consumers in both directions - strong advocates and strong detractors. The typical consumer who uses a product without strong feelings is unlikely to appear in the data. This means sentiment distributions will appear more polarised than the true population, and Net Sentiment Scores should be interpreted as reflecting the vocal consumer segment, not the total market.</w:t>
+      </w:r>
+    </w:p>
+    <w:p>
+      <w:pPr/>
+    </w:p>
+    <w:p>
+      <w:pPr>
+        <w:pStyle w:val="Heading3"/>
+      </w:pPr>
+      <w:r>
+        <w:t>No Bot or Astroturf Detection</w:t>
+      </w:r>
+    </w:p>
+    <w:p>
+      <w:pPr/>
+      <w:r>
+        <w:t>The pipeline filters by engagement thresholds and relevance classification but does not detect coordinated inauthentic behaviour - paid reviews, brand-planted content, bot networks, or astroturfing campaigns. In categories where brands actively manage online reputation (consumer electronics, health supplements), this is a material risk. Findings from platforms with known astroturfing should be triangulated against platforms where it is harder to fake engagement (Reddit upvotes are harder to manipulate than Instagram comments).</w:t>
+      </w:r>
+    </w:p>
+    <w:p>
+      <w:pPr/>
+    </w:p>
+    <w:p>
+      <w:pPr>
+        <w:pStyle w:val="Heading3"/>
+      </w:pPr>
+      <w:r>
+        <w:t>Sarcasm and Irony in Keyword Classification</w:t>
+      </w:r>
+    </w:p>
+    <w:p>
+      <w:pPr/>
+      <w:r>
+        <w:t>When using keyword-based sentiment classification for large corpora, sarcasm and irony are frequently misclassified. A statement like "Oh great, another repellent that actually works" may register as positive due to the keywords "great" and "works". The narrative review pass catches some of these in unthemed items, but already-classified items are not audited for sarcasm. This is a known accuracy trade-off of keyword-based classification versus per-item LLM reading.</w:t>
+      </w:r>
+    </w:p>
+    <w:p>
+      <w:pPr/>
+    </w:p>
+    <w:p>
+      <w:pPr>
+        <w:pStyle w:val="Heading3"/>
+      </w:pPr>
+      <w:r>
+        <w:t>Language Coverage</w:t>
+      </w:r>
+    </w:p>
+    <w:p>
+      <w:pPr/>
+      <w:r>
+        <w:t>The pipeline supports English and Hindi/Hinglish content. Other major Indian languages (Tamil, Telugu, Bengali, Marathi, Kannada) and non-Indian languages are not actively supported for keyword matching or sentiment classification. Items in unsupported languages may be classified incorrectly or excluded during relevance filtering. For studies targeting multilingual markets, language coverage gaps should be disclosed in the report.</w:t>
+      </w:r>
+    </w:p>
+    <w:p>
+      <w:pPr/>
+    </w:p>
+    <w:p>
+      <w:pPr>
+        <w:pStyle w:val="Heading3"/>
+        <w:spacing w:before="300" w:after="150"/>
+      </w:pPr>
+      <w:r>
+        <w:t>No Reliable Demographic Data</w:t>
+      </w:r>
+    </w:p>
+    <w:p>
+      <w:pPr>
+        <w:spacing w:after="160"/>
+      </w:pPr>
+      <w:r>
+        <w:t>No platform in this pipeline provides verified age, gender, or location for individual users. Reddit usernames are anonymous. Twitter and X do not expose demographics via their data. YouTube comment authors have no verifiable profile data. Instagram provides follower counts but not demographics. Google Trends provides geographic data at state and city level, but for search interest only, not user identity.</w:t>
+      </w:r>
+    </w:p>
+    <w:p>
+      <w:pPr>
+        <w:spacing w:after="160"/>
+      </w:pPr>
+      <w:r>
+        <w:t xml:space="preserve">This means findings cannot be segmented by age, gender, income, or precise geography. Statements like “young consumers prefer natural remedies” or “women are more concerned about chemical safety” are not supportable from this data. Any demographic inference drawn from subreddit type, language choice, or cultural references is speculative and must never be presented as fact in a report.</w:t>
+      </w:r>
+    </w:p>
+    <w:p>
+      <w:pPr>
+        <w:spacing w:after="160"/>
+      </w:pPr>
+      <w:r>
+        <w:t xml:space="preserve">For demographic segmentation, the recommended approach is to commission a structured survey using this report’s insights as the stimulus material. The themes and findings from this report provide the hypotheses; a survey provides the demographic breakdowns.</w:t>
+      </w:r>
+    </w:p>
+    <w:p>
+      <w:pPr/>
     </w:p>
     <w:p>
       <w:pPr>
@@ -4306,7 +4475,7 @@
         <w:spacing w:after="100"/>
       </w:pPr>
       <w:r>
-        <w:t>Net effect: more data produces more "Key Finding" insights (top-right of the matrix) and fewer "Watch Closely" or "Noise" classifications.</w:t>
+        <w:t>Net effect: more data produces higher confidence and signal strength scores across all insights, meaning stronger evidence and more actionable recommendations.</w:t>
       </w:r>
     </w:p>
     <w:p>
@@ -5668,7 +5837,7 @@
         <w:spacing w:after="160"/>
       </w:pPr>
       <w:r>
-        <w:t>Free-data tier ($0 with Claude Code, ~$1–2/run automated):</w:t>
+        <w:t>Free-data tier ($0 per run with Claude Code):</w:t>
       </w:r>
     </w:p>
     <w:p>
@@ -5697,7 +5866,7 @@
         <w:spacing w:after="100"/>
       </w:pPr>
       <w:r>
-        <w:t>Anthropic API: $0 when using Claude Code for synthesis (in-context). ~$1–2/run if running the automated pipeline with external API calls. On a Claude Max subscription ($100/month for 5x usage or $200/month for 20x usage), all in-context synthesis is included in the subscription at no additional cost, making the effective per-run cost $0 for analysis. At heavy professional usage, the $200 Max plan is approximately 18x cheaper than paying API rates directly.</w:t>
+        <w:t>Analysis cost: $0. All filtering, classification, and synthesis performed in-context within the Claude Code session (included in Claude Max subscription at $100-200/month).</w:t>
       </w:r>
     </w:p>
     <w:p>
@@ -5765,11 +5934,9 @@
         <w:spacing w:after="100"/>
       </w:pPr>
       <w:r>
-        <w:t>Anthropi</w:t>
-      </w:r>
-      <w:r>
-        <w:t>c API: ~$3–8/run (larger corpus).</w:t>
-      </w:r>
+        <w:t>Analysis cost: $0 with Claude Code. Approximately $3-8 per run if using automated pipeline mode.</w:t>
+      </w:r>
+      <w:r/>
     </w:p>
     <w:p>
       <w:pPr>
@@ -5836,7 +6003,7 @@
         <w:spacing w:after="100"/>
       </w:pPr>
       <w:r>
-        <w:t>Anthropic API: ~$8–15/run (8,000–15,000 items).</w:t>
+        <w:t>Analysis cost: $0 with Claude Code. Approximately $8-15 per run if using automated pipeline mode.</w:t>
       </w:r>
     </w:p>
     <w:p>
@@ -5879,7 +6046,7 @@
         <w:spacing w:after="100"/>
       </w:pPr>
       <w:r>
-        <w:t>Note: Meta scraping can be the single largest line item at this tier. Claude Max subscription tier ($0 per run + $100–200/month subscription): On a Claude Max plan, all LLM analysis (sentiment classification, theme extraction, insight synthesis) is performed in-context at zero marginal cost per run. The subscription covers unlimited runs within the 5-hour rolling token window (approximately 88,000–220,000 tokens per window). For a typical 1,000-item corpus, one full analysis pass consumes roughly 150,000–200,000 tokens, fitting within a single Max 20x window. This makes the effective per-run cost $0 for the LLM component. The only remaining costs are paid data source subscriptions (Apify, NewsData.io, Serper) if used. For the free-data-only configuration used in the [Brand] run, the total cost per report is $0.</w:t>
+        <w:t>On a Claude Max plan ($100-200/month), all LLM analysis is performed in-context at zero marginal cost per run, regardless of corpus size.</w:t>
       </w:r>
     </w:p>
     <w:p>
@@ -7609,7 +7776,7 @@
         <w:spacing w:after="160"/>
       </w:pPr>
       <w:r>
-        <w:t>Accuracy: very low. Age inference from content is speculative and must not be presented as fact in a report.</w:t>
+        <w:t>Accuracy: very low. Age inference from content is speculative and must never be presented as fact in a report. Statements like “young consumers prefer natural remedies” are not supportable from this data. For age-based segmentation, commission a structured survey using this report’s insights as the stimulus material.</w:t>
       </w:r>
     </w:p>
     <w:p>
@@ -7686,7 +7853,7 @@
         <w:spacing w:after="160"/>
       </w:pPr>
       <w:r>
-        <w:t>Gender is not reported in this pipeline. Findings should not be attributed to gender segments without primary research (surveys, focus groups).</w:t>
+        <w:t>Gender is not reported in this pipeline. Findings must never be attributed to gender segments based on this data. Statements like “women are more concerned about chemical safety” are not supportable from social listening data. For gender-based segmentation, commission a structured survey using this report’s insights as the hypotheses to test.</w:t>
       </w:r>
     </w:p>
     <w:p>
@@ -8218,11 +8385,9 @@
         <w:spacing w:after="160"/>
       </w:pPr>
       <w:r>
-        <w:t>This run used exclusively free-tier data sources. When run inside Claude Code, insight synthesis is performed in-context at zero cost. The Anthropic API is only needed for filtering and sentiment classificat</w:t>
-      </w:r>
-      <w:r>
-        <w:t>ion during automated pipeline runs.</w:t>
-      </w:r>
+        <w:t>When run inside Claude Code, all analysis - filtering, sentiment classification, theme extraction, and insight synthesis - is performed in-context at zero cost. No external Anthropic API calls are made. The Claude Code session itself is the analysis engine.</w:t>
+      </w:r>
+      <w:r/>
     </w:p>
     <w:p>
       <w:pPr>
@@ -8247,7 +8412,7 @@
         <w:spacing w:after="160"/>
       </w:pPr>
       <w:r>
-        <w:t>Anthropic API costs for 1,000+ items:</w:t>
+        <w:t>Analysis costs when using Claude Code:</w:t>
       </w:r>
     </w:p>
     <w:p>
@@ -8260,7 +8425,7 @@
         <w:spacing w:after="100"/>
       </w:pPr>
       <w:r>
-        <w:t>Filtering (1,000+ items at approximately 300 tokens each, using Claude Haiku pricing ~$0.0008 per 1,000 input tokens): ~$0.23</w:t>
+        <w:t>Filtering, sentiment classification, theme extraction, and insight synthesis: $0. All performed in-context within the Claude Code session.</w:t>
       </w:r>
     </w:p>
     <w:p>
@@ -8273,7 +8438,7 @@
         <w:spacing w:after="100"/>
       </w:pPr>
       <w:r>
-        <w:t>Theme extraction, sentiment classification, and synthesis (approximately 200,000 total tokens, using Claude Sonnet pricing ~$0.003 per 1,000 input tokens): ~$0.60</w:t>
+        <w:t>Scoring, chart generation, and DOCX report generation: $0. These stages are pure computation with no LLM calls.</w:t>
       </w:r>
     </w:p>
     <w:p>
@@ -8286,11 +8451,9 @@
         <w:spacing w:after="100"/>
       </w:pPr>
       <w:r>
-        <w:t>Scoring</w:t>
-      </w:r>
-      <w:r>
-        <w:t xml:space="preserve"> and insight refinement: ~$0.30</w:t>
-      </w:r>
+        <w:t>Total analysis cost per run: $0. Included in the Claude Max subscription ($100-200/month).</w:t>
+      </w:r>
+      <w:r/>
     </w:p>
     <w:p>
       <w:pPr>
@@ -8302,7 +8465,7 @@
         <w:spacing w:after="100"/>
       </w:pPr>
       <w:r>
-        <w:t>Total: $0 when synthesis is done in-context via Claude Code (included in Claude Max $100–200/month subscription). Approximately $1–2 per run if using the Anthropic API directly for all stages (automated pipeline mode without Claude Max)</w:t>
+        <w:t>Note: If running the automated pipeline without Claude Code (e.g., scheduled overnight runs), the Anthropic API is used for filtering and classification at approximately $1-2 per run.</w:t>
       </w:r>
     </w:p>
     <w:p>
@@ -8345,7 +8508,7 @@
         <w:spacing w:after="100"/>
       </w:pPr>
       <w:r>
-        <w:t>Stage 3 (filtering): 20–40 minutes for approximately 1,000 items, using batched LLM calls with rate limiting.</w:t>
+        <w:t>Stage 3 (filtering): 5-15 minutes when performed in-context by the Claude Code session. No external API rate limits.</w:t>
       </w:r>
     </w:p>
     <w:p>
@@ -8358,11 +8521,9 @@
         <w:spacing w:after="100"/>
       </w:pPr>
       <w:r>
-        <w:t xml:space="preserve">Stage 4 (analysis): 30–60 minutes for two-pass </w:t>
-      </w:r>
-      <w:r>
-        <w:t>theme extraction across the full corpus.</w:t>
-      </w:r>
+        <w:t>Stage 4 (analysis): 15-45 minutes for sentiment classification, emotion detection, aspect extraction, and two-pass theme mapping across the full corpus.</w:t>
+      </w:r>
+      <w:r/>
     </w:p>
     <w:p>
       <w:pPr>
@@ -8401,7 +8562,7 @@
         <w:spacing w:after="100"/>
       </w:pPr>
       <w:r>
-        <w:t>Total: approximately 2–4 hours end to end, mostly waiting on API rate limits.</w:t>
+        <w:t>Total: approximately 1.5-3 hours end to end. Collection (Stage 1) is the bottleneck due to platform rate limits. All analysis stages run without external API calls.</w:t>
       </w:r>
     </w:p>
     <w:p>
@@ -9466,7 +9627,7 @@
         <w:spacing w:after="160"/>
       </w:pPr>
       <w:r>
-        <w:t>The primary return on a larger budget is an improvement in Confidence and Signal Strength scores — which means more insights reach "Key Finding" status and fewer remain in "Watch Closely" or "Noise."</w:t>
+        <w:t>The primary return on a larger budget is an improvement in Confidence and Signal Strength scores - which means stronger evidence behind each insight and more actionable recommendations overall.</w:t>
       </w:r>
     </w:p>
     <w:p>

--- a/docs/methodology.docx
+++ b/docs/methodology.docx
@@ -1302,25 +1302,25 @@
     <w:p>
       <w:pPr/>
       <w:r>
-        <w:t>The pipeline adapts its analysis approach based on corpus size to balance quality against practical constraints.</w:t>
+        <w:t>The pipeline supports two analysis workflows. Both share the same downstream pipeline: the same scoring formulas, the same report generation, and the same quality gates.</w:t>
       </w:r>
     </w:p>
     <w:p>
       <w:pPr/>
       <w:r>
-        <w:t>Small corpus (up to 1,000 items): The session LLM reads every item directly, classifying sentiment, emotion, aspects, and themes by understanding the full text of each item. This produces the highest quality analysis because no item is reduced to keyword matching. Every nuance, sarcasm signal, cultural reference, and mixed sentiment is captured by the model's comprehension.</w:t>
+        <w:t>Automated pipeline: The pipeline calls the LLM API to classify sentiment, emotion, aspects, and themes for all items regardless of corpus size. Theme extraction uses a two-pass approach - a stratified discovery sample identifies candidate themes, then all remaining items are mapped against those themes in batches. This is the path used when running the pipeline from the command line or an orchestration script.</w:t>
       </w:r>
     </w:p>
     <w:p>
       <w:pPr/>
       <w:r>
-        <w:t>Large corpus (over 1,000 items): The initial pass uses keyword-based classification for sentiment, emotion, and theme mapping. This is followed by a mandatory narrative review pass where the session LLM reads all unthemed items and a random sample of themed items to catch patterns that keywords miss - cultural references, misinformation framing, moral debates, sarcasm, and cross-cutting emotional narratives.</w:t>
+        <w:t>In-context workflow (manual, inside Claude Code): A researcher runs the analysis directly inside a Claude Code session. The session model reads items, classifies them, and writes results to disk with no external API calls and no marginal cost. This workflow is used for studies where a human is actively involved in the analysis.</w:t>
       </w:r>
     </w:p>
     <w:p>
       <w:pPr/>
       <w:r>
-        <w:t>Both approaches share the same downstream pipeline: zero external API calls, the same scoring formulas, the same report generation, and the same quality gates. The only difference is how items are initially classified.</w:t>
+        <w:t>Both workflows enforce the same narrative review requirement: after initial theme assignment, all unthemed items plus a 10% sample of themed items are reviewed to catch narrative patterns that automated classification misses - cultural references, misinformation framing, sarcasm, and cross-cutting emotional narratives.</w:t>
       </w:r>
     </w:p>
     <w:p>

--- a/docs/methodology.docx
+++ b/docs/methodology.docx
@@ -830,7 +830,7 @@
         <w:rPr>
           <w:rFonts w:ascii="Lato" w:hAnsi="Lato" w:cs="Lato"/>
         </w:rPr>
-        <w:t>Low-engagement items are removed before analysis. Reddit posts and comments need at least 3 upvotes; YouTube comments need at least 2 likes. Content below these thresholds is typically noise — bot posts, spam, or one-off comments with no community resonance. Removing them improves the quality of everything downstream.</w:t>
+        <w:t>Low-engagement items are removed before analysis. Social media comments (Reddit, YouTube, Twitter, Instagram) need at least 2 likes or upvotes. Amazon and Flipkart reviews need at least 1 helpful vote. News, academic, and web search results have no engagement threshold. Content below these thresholds is typically noise — bot posts, spam, or one-off comments with no community resonance. Removing them improves the quality of everything downstream.</w:t>
       </w:r>
     </w:p>
     <w:p>
@@ -3876,7 +3876,7 @@
     <w:p>
       <w:pPr/>
       <w:r>
-        <w:t>Minimum engagement thresholds (upvotes, likes) systematically exclude moderate, quiet consumers. The corpus over-represents vocal, opinionated consumers in both directions - strong advocates and strong detractors. The typical consumer who uses a product without strong feelings is unlikely to appear in the data. This means sentiment distributions will appear more polarised than the true population, and Net Sentiment Scores should be interpreted as reflecting the vocal consumer segment, not the total market.</w:t>
+        <w:t>Engagement thresholds are applied consistently across all social and review platforms. Social platforms (Reddit, YouTube, Twitter, Instagram) require a minimum of 2 likes or upvotes. Review platforms (Amazon, Flipkart) require at least 1 helpful vote. News, academic, and web search content has no threshold. These thresholds systematically exclude moderate, quiet consumers. The corpus over-represents vocal, opinionated consumers in both directions - strong advocates and strong detractors. The typical consumer who uses a product without strong feelings is unlikely to appear in the data. This means sentiment distributions will appear more polarised than the true population, and Net Sentiment Scores should be interpreted as reflecting the vocal consumer segment, not the total market.</w:t>
       </w:r>
     </w:p>
     <w:p>

--- a/docs/methodology.docx
+++ b/docs/methodology.docx
@@ -830,7 +830,7 @@
         <w:rPr>
           <w:rFonts w:ascii="Lato" w:hAnsi="Lato" w:cs="Lato"/>
         </w:rPr>
-        <w:t>Low-engagement items are removed before analysis. Social media comments (Reddit, YouTube, Twitter, Instagram) need at least 2 likes or upvotes. Amazon and Flipkart reviews need at least 1 helpful vote. News, academic, and web search results have no engagement threshold. Content below these thresholds is typically noise — bot posts, spam, or one-off comments with no community resonance. Removing them improves the quality of everything downstream.</w:t>
+        <w:t>Low-engagement items are removed before analysis. No engagement thresholds are applied. Every item that passes quality controls (non-empty text, minimum length, deduplication) enters the corpus regardless of likes, upvotes, or helpful votes. Engagement metrics are preserved as metadata and used in Signal Strength scoring, but never gate corpus admission. This ensures the silent majority of moderate consumers is represented alongside vocal advocates and detractors — bot posts, spam, or one-off comments with no community resonance. Removing them improves the quality of everything downstream.</w:t>
       </w:r>
     </w:p>
     <w:p>
@@ -3876,7 +3876,7 @@
     <w:p>
       <w:pPr/>
       <w:r>
-        <w:t>Engagement thresholds are applied consistently across all social and review platforms. Social platforms (Reddit, YouTube, Twitter, Instagram) require a minimum of 2 likes or upvotes. Review platforms (Amazon, Flipkart) require at least 1 helpful vote. News, academic, and web search content has no threshold. These thresholds systematically exclude moderate, quiet consumers. The corpus over-represents vocal, opinionated consumers in both directions - strong advocates and strong detractors. The typical consumer who uses a product without strong feelings is unlikely to appear in the data. This means sentiment distributions will appear more polarised than the true population, and Net Sentiment Scores should be interpreted as reflecting the vocal consumer segment, not the total market.</w:t>
+        <w:t>This pipeline does not use engagement thresholds as corpus admission gates. Engagement (likes, upvotes, helpful votes) is a visibility signal driven by platform algorithms, timing, and audience demographics - not a measure of opinion quality or representativeness. In the India Hair Colour study, 59.9% of items fell below typical engagement thresholds. Excluding them would have hidden the silent majority and inflated the apparent positivity of the corpus by 11%. Instead, all items enter the corpus equally. Engagement is preserved as metadata and contributes to Signal Strength scoring - themes backed by high-engagement items score higher on resonance, but low-engagement voices still contribute to sentiment, prevalence, and NSS. The thread-level cap (max 5 comments per thread) uses random selection rather than engagement-based selection to avoid privileging viral voices within individual discussions.</w:t>
       </w:r>
     </w:p>
     <w:p>

--- a/docs/methodology.docx
+++ b/docs/methodology.docx
@@ -4947,6 +4947,39 @@
           <w:rFonts w:ascii="Lato" w:hAnsi="Lato" w:cs="Lato"/>
         </w:rPr>
       </w:pPr>
+    </w:p>
+    <w:p>
+      <w:pPr>
+        <w:pStyle w:val="Heading3"/>
+      </w:pPr>
+      <w:r>
+        <w:rPr>
+          <w:rFonts w:ascii="Lato" w:hAnsi="Lato"/>
+        </w:rPr>
+        <w:t>LLM Non-Determinism in Theme Extraction</w:t>
+      </w:r>
+    </w:p>
+    <w:p>
+      <w:pPr>
+        <w:pStyle w:val="Normal"/>
+      </w:pPr>
+      <w:r>
+        <w:rPr>
+          <w:rFonts w:ascii="Lato" w:hAnsi="Lato"/>
+        </w:rPr>
+        <w:t>LLM-based theme extraction is inherently non-deterministic. The same corpus can produce slightly different theme assignments across runs because large language models do not guarantee identical outputs even at temperature zero, due to floating-point arithmetic in GPU inference.</w:t>
+      </w:r>
+    </w:p>
+    <w:p>
+      <w:pPr>
+        <w:pStyle w:val="Normal"/>
+      </w:pPr>
+      <w:r>
+        <w:rPr>
+          <w:rFonts w:ascii="Lato" w:hAnsi="Lato"/>
+        </w:rPr>
+        <w:t>Code-level sources of non-determinism have been mitigated: keyword expansion is pinned to temperature 0.0 (previously 0.3), theme discovery samples are sorted by item ID before sampling to eliminate order dependence, theme mapping batches are sorted by item ID, and the Gemini fallback model is pinned to a dated version. Remaining variance comes from model inference itself and cannot be eliminated in code. In practice, theme labels and boundaries may shift slightly between runs, but the overall findings and scoring remain stable.</w:t>
+      </w:r>
     </w:p>
     <w:p>
       <w:pPr>

--- a/docs/methodology.docx
+++ b/docs/methodology.docx
@@ -845,7 +845,7 @@
     </w:p>
     <w:p>
       <w:pPr>
-        <w:pStyle w:val="Heading1"/>
+        <w:pStyle w:val="ListNumber"/>
       </w:pPr>
       <w:r>
         <w:t>5. No bot/astroturf detection (MEDIUM): Zero coordinated campaign detection.</w:t>
@@ -853,7 +853,7 @@
     </w:p>
     <w:p>
       <w:pPr>
-        <w:pStyle w:val="Heading1"/>
+        <w:pStyle w:val="ListNumber"/>
       </w:pPr>
       <w:r>
         <w:t>6. Sarcasm/irony misclassification (MEDIUM): LLM may read sarcasm as literal.</w:t>

--- a/docs/methodology.docx
+++ b/docs/methodology.docx
@@ -812,113 +812,71 @@
       </w:r>
     </w:p>
     <w:p>
-      <w:pPr>
-        <w:pStyle w:val="ListNumber"/>
-      </w:pPr>
       <w:r>
         <w:t>1. Query framing bias (CRITICAL): Keywords presuppose contexts. No adversarial or blank-slate queries.</w:t>
       </w:r>
     </w:p>
     <w:p>
-      <w:pPr>
-        <w:pStyle w:val="ListNumber"/>
-      </w:pPr>
       <w:r>
         <w:t>2. Platform demographic bias (MEDIUM): Reddit skews male/urban/18-34, Twitter politically engaged, YouTube extreme reactions, Instagram female/influencer-driven. No weighting applied.</w:t>
       </w:r>
     </w:p>
     <w:p>
-      <w:pPr>
-        <w:pStyle w:val="ListNumber"/>
-      </w:pPr>
       <w:r>
         <w:t>3. No sampling frame (HIGH, inherent): Prevalence is within-corpus only, never projectable.</w:t>
       </w:r>
     </w:p>
     <w:p>
-      <w:pPr>
-        <w:pStyle w:val="ListNumber"/>
-      </w:pPr>
       <w:r>
         <w:t>4. Engagement filter and the silent majority (MEDIUM, MITIGATED): Hard thresholds removed. Thread cap random. Collectors still fetch visibility-ranked content.</w:t>
       </w:r>
     </w:p>
     <w:p>
-      <w:pPr>
-        <w:pStyle w:val="ListNumber"/>
-      </w:pPr>
       <w:r>
         <w:t>5. No bot/astroturf detection (MEDIUM): Zero coordinated campaign detection.</w:t>
       </w:r>
     </w:p>
     <w:p>
-      <w:pPr>
-        <w:pStyle w:val="ListNumber"/>
-      </w:pPr>
       <w:r>
         <w:t>6. Sarcasm/irony misclassification (MEDIUM): LLM may read sarcasm as literal.</w:t>
       </w:r>
     </w:p>
     <w:p>
-      <w:pPr>
-        <w:pStyle w:val="ListNumber"/>
-      </w:pPr>
       <w:r>
         <w:t>7. Influencer vs authentic voice conflated (MEDIUM): No sponsored content detection.</w:t>
       </w:r>
     </w:p>
     <w:p>
-      <w:pPr>
-        <w:pStyle w:val="ListNumber"/>
-      </w:pPr>
       <w:r>
         <w:t>8. Near-duplicate inflation (LOW): SHA-256 dedup catches exact copies but not paraphrases.</w:t>
       </w:r>
     </w:p>
     <w:p>
-      <w:pPr>
-        <w:pStyle w:val="ListNumber"/>
-      </w:pPr>
       <w:r>
         <w:t>9. Language classification accuracy unvalidated (LOW): LLM processes any language. Accuracy validated on English and Hindi/Hinglish only.</w:t>
       </w:r>
     </w:p>
     <w:p>
-      <w:pPr>
-        <w:pStyle w:val="ListNumber"/>
-      </w:pPr>
       <w:r>
         <w:t>10. No temporal weighting in theme extraction (LOW): Old viral threads count equally.</w:t>
       </w:r>
     </w:p>
     <w:p>
-      <w:pPr>
-        <w:pStyle w:val="ListNumber"/>
-      </w:pPr>
       <w:r>
         <w:t>11. Cross-theme interactions not surfaced (MEDIUM): Items multi-coded but insights one-per-theme.</w:t>
       </w:r>
     </w:p>
     <w:p>
-      <w:pPr>
-        <w:pStyle w:val="ListNumber"/>
-      </w:pPr>
       <w:r>
         <w:t>12. No reliable demographic data (CRITICAL, inherent): No verified age, gender, or location.</w:t>
       </w:r>
     </w:p>
     <w:p>
-      <w:pPr>
-        <w:pStyle w:val="ListNumber"/>
-      </w:pPr>
       <w:r>
         <w:t>13. LLM non-determinism in theme extraction (MEDIUM, MITIGATED): Code-level variance fixed. Model inference variance inherent.</w:t>
       </w:r>
     </w:p>
     <w:p>
-      <w:pPr>
-        <w:pStyle w:val="ListNumber"/>
-      </w:pPr>
       <w:r>
         <w:t>14. Geographic relevance not verified (LOW): No verified geolocation. 2-3% of items may be from non-target markets.</w:t>
       </w:r>
